--- a/八年级下/第二单元/《沁园春·雪》.docx
+++ b/八年级下/第二单元/《沁园春·雪》.docx
@@ -8,6 +8,7 @@
       </w:pPr>
       <w:r>
         <w:rPr>
+          <w:rFonts w:ascii="Times New Roman" w:hAnsi="Times New Roman" w:eastAsia="宋体"/>
           <w:b/>
           <w:sz w:val="28"/>
         </w:rPr>
@@ -45,6 +46,7 @@
             <w:r/>
             <w:r>
               <w:rPr>
+                <w:rFonts w:ascii="Times New Roman" w:hAnsi="Times New Roman" w:eastAsia="宋体"/>
                 <w:b/>
                 <w:sz w:val="22"/>
               </w:rPr>
@@ -60,6 +62,7 @@
             <w:r/>
             <w:r>
               <w:rPr>
+                <w:rFonts w:ascii="Times New Roman" w:hAnsi="Times New Roman" w:eastAsia="宋体"/>
                 <w:b w:val="0"/>
                 <w:sz w:val="22"/>
               </w:rPr>
@@ -80,6 +83,7 @@
             <w:r/>
             <w:r>
               <w:rPr>
+                <w:rFonts w:ascii="Times New Roman" w:hAnsi="Times New Roman" w:eastAsia="宋体"/>
                 <w:b/>
                 <w:sz w:val="22"/>
               </w:rPr>
@@ -98,6 +102,7 @@
             <w:r/>
             <w:r>
               <w:rPr>
+                <w:rFonts w:ascii="Times New Roman" w:hAnsi="Times New Roman" w:eastAsia="宋体"/>
                 <w:b w:val="0"/>
                 <w:sz w:val="22"/>
               </w:rPr>
@@ -116,6 +121,7 @@
             <w:r/>
             <w:r>
               <w:rPr>
+                <w:rFonts w:ascii="Times New Roman" w:hAnsi="Times New Roman" w:eastAsia="宋体"/>
                 <w:b/>
                 <w:sz w:val="22"/>
               </w:rPr>
@@ -134,6 +140,7 @@
             <w:r/>
             <w:r>
               <w:rPr>
+                <w:rFonts w:ascii="Times New Roman" w:hAnsi="Times New Roman" w:eastAsia="宋体"/>
                 <w:b w:val="0"/>
                 <w:sz w:val="22"/>
               </w:rPr>
@@ -152,6 +159,7 @@
             <w:r/>
             <w:r>
               <w:rPr>
+                <w:rFonts w:ascii="Times New Roman" w:hAnsi="Times New Roman" w:eastAsia="宋体"/>
                 <w:b/>
                 <w:sz w:val="22"/>
               </w:rPr>
@@ -170,6 +178,7 @@
             <w:r/>
             <w:r>
               <w:rPr>
+                <w:rFonts w:ascii="Times New Roman" w:hAnsi="Times New Roman" w:eastAsia="宋体"/>
                 <w:b w:val="0"/>
                 <w:sz w:val="22"/>
               </w:rPr>
@@ -188,6 +197,7 @@
             <w:r/>
             <w:r>
               <w:rPr>
+                <w:rFonts w:ascii="Times New Roman" w:hAnsi="Times New Roman" w:eastAsia="宋体"/>
                 <w:b/>
                 <w:sz w:val="22"/>
               </w:rPr>
@@ -203,6 +213,7 @@
             <w:r/>
             <w:r>
               <w:rPr>
+                <w:rFonts w:ascii="Times New Roman" w:hAnsi="Times New Roman" w:eastAsia="宋体"/>
                 <w:b w:val="0"/>
                 <w:sz w:val="22"/>
               </w:rPr>
@@ -223,6 +234,7 @@
             <w:r/>
             <w:r>
               <w:rPr>
+                <w:rFonts w:ascii="Times New Roman" w:hAnsi="Times New Roman" w:eastAsia="宋体"/>
                 <w:b/>
                 <w:sz w:val="22"/>
               </w:rPr>
@@ -242,6 +254,7 @@
             <w:r/>
             <w:r>
               <w:rPr>
+                <w:rFonts w:ascii="Times New Roman" w:hAnsi="Times New Roman" w:eastAsia="宋体"/>
                 <w:b w:val="0"/>
                 <w:sz w:val="22"/>
               </w:rPr>
@@ -257,6 +270,7 @@
             <w:r/>
             <w:r>
               <w:rPr>
+                <w:rFonts w:ascii="Times New Roman" w:hAnsi="Times New Roman" w:eastAsia="宋体"/>
                 <w:b w:val="0"/>
                 <w:sz w:val="22"/>
               </w:rPr>
@@ -277,6 +291,7 @@
             <w:r/>
             <w:r>
               <w:rPr>
+                <w:rFonts w:ascii="Times New Roman" w:hAnsi="Times New Roman" w:eastAsia="宋体"/>
                 <w:b/>
                 <w:sz w:val="22"/>
               </w:rPr>
@@ -295,6 +310,7 @@
             <w:r/>
             <w:r>
               <w:rPr>
+                <w:rFonts w:ascii="Times New Roman" w:hAnsi="Times New Roman" w:eastAsia="宋体"/>
                 <w:b/>
                 <w:sz w:val="22"/>
               </w:rPr>
@@ -313,6 +329,7 @@
             <w:r/>
             <w:r>
               <w:rPr>
+                <w:rFonts w:ascii="Times New Roman" w:hAnsi="Times New Roman" w:eastAsia="宋体"/>
                 <w:b w:val="0"/>
                 <w:sz w:val="22"/>
               </w:rPr>
@@ -332,6 +349,7 @@
             <w:r/>
             <w:r>
               <w:rPr>
+                <w:rFonts w:ascii="Times New Roman" w:hAnsi="Times New Roman" w:eastAsia="宋体"/>
                 <w:b w:val="0"/>
                 <w:sz w:val="22"/>
               </w:rPr>
@@ -352,6 +370,7 @@
             <w:r/>
             <w:r>
               <w:rPr>
+                <w:rFonts w:ascii="Times New Roman" w:hAnsi="Times New Roman" w:eastAsia="宋体"/>
                 <w:b/>
                 <w:sz w:val="22"/>
               </w:rPr>
@@ -367,6 +386,7 @@
             <w:r/>
             <w:r>
               <w:rPr>
+                <w:rFonts w:ascii="Times New Roman" w:hAnsi="Times New Roman" w:eastAsia="宋体"/>
                 <w:b w:val="0"/>
                 <w:sz w:val="22"/>
               </w:rPr>
@@ -384,6 +404,7 @@
             <w:r/>
             <w:r>
               <w:rPr>
+                <w:rFonts w:ascii="Times New Roman" w:hAnsi="Times New Roman" w:eastAsia="宋体"/>
                 <w:b w:val="0"/>
                 <w:sz w:val="22"/>
               </w:rPr>
@@ -401,6 +422,7 @@
             <w:r/>
             <w:r>
               <w:rPr>
+                <w:rFonts w:ascii="Times New Roman" w:hAnsi="Times New Roman" w:eastAsia="宋体"/>
                 <w:b w:val="0"/>
                 <w:sz w:val="22"/>
               </w:rPr>
@@ -421,6 +443,7 @@
             <w:r/>
             <w:r>
               <w:rPr>
+                <w:rFonts w:ascii="Times New Roman" w:hAnsi="Times New Roman" w:eastAsia="宋体"/>
                 <w:b/>
                 <w:sz w:val="22"/>
               </w:rPr>
@@ -436,6 +459,7 @@
             <w:r/>
             <w:r>
               <w:rPr>
+                <w:rFonts w:ascii="Times New Roman" w:hAnsi="Times New Roman" w:eastAsia="宋体"/>
                 <w:b w:val="0"/>
                 <w:sz w:val="22"/>
               </w:rPr>
@@ -455,6 +479,7 @@
             <w:r/>
             <w:r>
               <w:rPr>
+                <w:rFonts w:ascii="Times New Roman" w:hAnsi="Times New Roman" w:eastAsia="宋体"/>
                 <w:b/>
                 <w:sz w:val="22"/>
               </w:rPr>
@@ -471,6 +496,7 @@
             <w:r/>
             <w:r>
               <w:rPr>
+                <w:rFonts w:ascii="Times New Roman" w:hAnsi="Times New Roman" w:eastAsia="宋体"/>
                 <w:b w:val="0"/>
                 <w:sz w:val="22"/>
               </w:rPr>
@@ -498,6 +524,7 @@
             <w:r/>
             <w:r>
               <w:rPr>
+                <w:rFonts w:ascii="Times New Roman" w:hAnsi="Times New Roman" w:eastAsia="宋体"/>
                 <w:b w:val="0"/>
                 <w:sz w:val="22"/>
               </w:rPr>
@@ -517,6 +544,7 @@
             <w:r/>
             <w:r>
               <w:rPr>
+                <w:rFonts w:ascii="Times New Roman" w:hAnsi="Times New Roman" w:eastAsia="宋体"/>
                 <w:b/>
                 <w:sz w:val="22"/>
               </w:rPr>
@@ -536,6 +564,7 @@
             <w:r/>
             <w:r>
               <w:rPr>
+                <w:rFonts w:ascii="Times New Roman" w:hAnsi="Times New Roman" w:eastAsia="宋体"/>
                 <w:b w:val="0"/>
                 <w:sz w:val="22"/>
               </w:rPr>
@@ -563,6 +592,7 @@
             <w:r/>
             <w:r>
               <w:rPr>
+                <w:rFonts w:ascii="Times New Roman" w:hAnsi="Times New Roman" w:eastAsia="宋体"/>
                 <w:b w:val="0"/>
                 <w:sz w:val="22"/>
               </w:rPr>
@@ -582,6 +612,7 @@
             <w:r/>
             <w:r>
               <w:rPr>
+                <w:rFonts w:ascii="Times New Roman" w:hAnsi="Times New Roman" w:eastAsia="宋体"/>
                 <w:b/>
                 <w:sz w:val="22"/>
               </w:rPr>
@@ -605,6 +636,7 @@
             <w:r/>
             <w:r>
               <w:rPr>
+                <w:rFonts w:ascii="Times New Roman" w:hAnsi="Times New Roman" w:eastAsia="宋体"/>
                 <w:b w:val="0"/>
                 <w:sz w:val="22"/>
               </w:rPr>
@@ -650,6 +682,7 @@
             <w:r/>
             <w:r>
               <w:rPr>
+                <w:rFonts w:ascii="Times New Roman" w:hAnsi="Times New Roman" w:eastAsia="宋体"/>
                 <w:b w:val="0"/>
                 <w:sz w:val="22"/>
               </w:rPr>
@@ -669,6 +702,7 @@
             <w:r/>
             <w:r>
               <w:rPr>
+                <w:rFonts w:ascii="Times New Roman" w:hAnsi="Times New Roman" w:eastAsia="宋体"/>
                 <w:b/>
                 <w:sz w:val="22"/>
               </w:rPr>
@@ -685,6 +719,7 @@
             <w:r/>
             <w:r>
               <w:rPr>
+                <w:rFonts w:ascii="Times New Roman" w:hAnsi="Times New Roman" w:eastAsia="宋体"/>
                 <w:b w:val="0"/>
                 <w:sz w:val="22"/>
               </w:rPr>
@@ -704,6 +739,7 @@
             <w:r/>
             <w:r>
               <w:rPr>
+                <w:rFonts w:ascii="Times New Roman" w:hAnsi="Times New Roman" w:eastAsia="宋体"/>
                 <w:b w:val="0"/>
                 <w:sz w:val="22"/>
               </w:rPr>
@@ -723,6 +759,7 @@
             <w:r/>
             <w:r>
               <w:rPr>
+                <w:rFonts w:ascii="Times New Roman" w:hAnsi="Times New Roman" w:eastAsia="宋体"/>
                 <w:b/>
                 <w:sz w:val="22"/>
               </w:rPr>
@@ -739,6 +776,7 @@
             <w:r/>
             <w:r>
               <w:rPr>
+                <w:rFonts w:ascii="Times New Roman" w:hAnsi="Times New Roman" w:eastAsia="宋体"/>
                 <w:b w:val="0"/>
                 <w:sz w:val="22"/>
               </w:rPr>
@@ -754,6 +792,7 @@
             <w:r/>
             <w:r>
               <w:rPr>
+                <w:rFonts w:ascii="Times New Roman" w:hAnsi="Times New Roman" w:eastAsia="宋体"/>
                 <w:b w:val="0"/>
                 <w:sz w:val="22"/>
               </w:rPr>
@@ -771,6 +810,7 @@
             <w:r/>
             <w:r>
               <w:rPr>
+                <w:rFonts w:ascii="Times New Roman" w:hAnsi="Times New Roman" w:eastAsia="宋体"/>
                 <w:b w:val="0"/>
                 <w:sz w:val="22"/>
               </w:rPr>
